--- a/07_Portfolio_Documents/UFCEP4-0-3_06_Appendices.docx
+++ b/07_Portfolio_Documents/UFCEP4-0-3_06_Appendices.docx
@@ -1295,7 +1295,7 @@
                 <w:sz w:val="21"/>
                 <w:szCs w:val="21"/>
               </w:rPr>
-              <w:t xml:space="preserve">, the 68 Camunda Forms. Deploy the models and the forms together and the processes run end to end</w:t>
+              <w:t>, the 69 Camunda Forms. Deploy the models and the forms together and the processes run end to end</w:t>
             </w:r>
           </w:p>
         </w:tc>

--- a/07_Portfolio_Documents/UFCEP4-0-3_06_Appendices.docx
+++ b/07_Portfolio_Documents/UFCEP4-0-3_06_Appendices.docx
@@ -1295,7 +1295,7 @@
                 <w:sz w:val="21"/>
                 <w:szCs w:val="21"/>
               </w:rPr>
-              <w:t>, the 69 Camunda Forms. Deploy the models and the forms together and the processes run end to end</w:t>
+              <w:t>, the 68 Camunda Forms. Deploy the models and the forms together and the processes run end to end</w:t>
             </w:r>
           </w:p>
         </w:tc>
@@ -1316,7 +1316,7 @@
                 <w:sz w:val="21"/>
                 <w:szCs w:val="21"/>
               </w:rPr>
-              <w:t xml:space="preserve">02_BPMN_Models/readable_02_BPMN_Models/readable_exports/</w:t>
+              <w:t xml:space="preserve">02_BPMN_Models/readable_exports/</w:t>
             </w:r>
           </w:p>
         </w:tc>
@@ -1355,7 +1355,7 @@
                 <w:sz w:val="21"/>
                 <w:szCs w:val="21"/>
               </w:rPr>
-              <w:t xml:space="preserve">03_iStar_models/</w:t>
+              <w:t xml:space="preserve">06_iStar_Models/</w:t>
             </w:r>
           </w:p>
         </w:tc>
@@ -1409,7 +1409,7 @@
                 <w:sz w:val="21"/>
                 <w:szCs w:val="21"/>
               </w:rPr>
-              <w:t xml:space="preserve">04_Portfolio_documents/</w:t>
+              <w:t xml:space="preserve">07_Portfolio_Documents/</w:t>
             </w:r>
           </w:p>
         </w:tc>
@@ -1767,7 +1767,7 @@
                 <w:sz w:val="21"/>
                 <w:szCs w:val="21"/>
               </w:rPr>
-              <w:t xml:space="preserve">02_BPMN_Models/readable_02_BPMN_Models/readable_exports/</w:t>
+              <w:t xml:space="preserve">02_BPMN_Models/readable_exports/</w:t>
             </w:r>
           </w:p>
         </w:tc>
@@ -1806,7 +1806,7 @@
                 <w:sz w:val="21"/>
                 <w:szCs w:val="21"/>
               </w:rPr>
-              <w:t xml:space="preserve">03_iStar_models/</w:t>
+              <w:t xml:space="preserve">06_iStar_Models/</w:t>
             </w:r>
           </w:p>
         </w:tc>
@@ -1845,7 +1845,7 @@
                 <w:sz w:val="21"/>
                 <w:szCs w:val="21"/>
               </w:rPr>
-              <w:t xml:space="preserve">03_iStar_models/</w:t>
+              <w:t xml:space="preserve">06_iStar_Models/</w:t>
             </w:r>
             <w:r>
               <w:rPr>
@@ -1891,7 +1891,7 @@
                 <w:sz w:val="21"/>
                 <w:szCs w:val="21"/>
               </w:rPr>
-              <w:t xml:space="preserve">04_Portfolio_documents/</w:t>
+              <w:t xml:space="preserve">07_Portfolio_Documents/</w:t>
             </w:r>
           </w:p>
         </w:tc>
@@ -1930,7 +1930,7 @@
                 <w:sz w:val="21"/>
                 <w:szCs w:val="21"/>
               </w:rPr>
-              <w:t xml:space="preserve">04_Portfolio_documents/</w:t>
+              <w:t xml:space="preserve">07_Portfolio_Documents/</w:t>
             </w:r>
           </w:p>
         </w:tc>
@@ -1969,7 +1969,7 @@
                 <w:sz w:val="21"/>
                 <w:szCs w:val="21"/>
               </w:rPr>
-              <w:t xml:space="preserve">04_Portfolio_documents/</w:t>
+              <w:t xml:space="preserve">07_Portfolio_Documents/</w:t>
             </w:r>
           </w:p>
         </w:tc>
@@ -2008,7 +2008,7 @@
                 <w:sz w:val="21"/>
                 <w:szCs w:val="21"/>
               </w:rPr>
-              <w:t xml:space="preserve">04_Portfolio_documents/</w:t>
+              <w:t xml:space="preserve">07_Portfolio_Documents/</w:t>
             </w:r>
           </w:p>
         </w:tc>
@@ -2047,7 +2047,7 @@
                 <w:sz w:val="21"/>
                 <w:szCs w:val="21"/>
               </w:rPr>
-              <w:t xml:space="preserve">04_Portfolio_documents/</w:t>
+              <w:t xml:space="preserve">07_Portfolio_Documents/</w:t>
             </w:r>
           </w:p>
         </w:tc>
